--- a/SE(SQL)-Assements-2/Section-B/Task-1.docx
+++ b/SE(SQL)-Assements-2/Section-B/Task-1.docx
@@ -118,6 +118,9 @@
       </w:r>
     </w:p>
     <w:p>
+      <w:pPr>
+        <w:ind w:left="720"/>
+      </w:pPr>
       <w:r>
         <w:t xml:space="preserve">CREATE DATABASE </w:t>
       </w:r>
@@ -131,6 +134,9 @@
       </w:r>
     </w:p>
     <w:p>
+      <w:pPr>
+        <w:ind w:left="720"/>
+      </w:pPr>
       <w:r>
         <w:t xml:space="preserve">USE </w:t>
       </w:r>
@@ -143,183 +149,313 @@
         <w:t>;</w:t>
       </w:r>
     </w:p>
+    <w:p>
+      <w:pPr>
+        <w:ind w:left="720"/>
+      </w:pPr>
+    </w:p>
+    <w:p>
+      <w:pPr>
+        <w:ind w:left="720"/>
+      </w:pPr>
+      <w:r>
+        <w:t>CREATE TABLE restaurants (</w:t>
+      </w:r>
+    </w:p>
+    <w:p>
+      <w:pPr>
+        <w:ind w:left="720"/>
+      </w:pPr>
+      <w:r>
+        <w:t xml:space="preserve">    </w:t>
+      </w:r>
+      <w:proofErr w:type="spellStart"/>
+      <w:r>
+        <w:t>restaurant_id</w:t>
+      </w:r>
+      <w:proofErr w:type="spellEnd"/>
+      <w:r>
+        <w:t xml:space="preserve"> INT AUTO_INCREMENT PRIMARY KEY,</w:t>
+      </w:r>
+    </w:p>
+    <w:p>
+      <w:pPr>
+        <w:ind w:left="720"/>
+      </w:pPr>
+      <w:r>
+        <w:t xml:space="preserve">    name </w:t>
+      </w:r>
+      <w:proofErr w:type="gramStart"/>
+      <w:r>
+        <w:t>VARCHAR(</w:t>
+      </w:r>
+      <w:proofErr w:type="gramEnd"/>
+      <w:r>
+        <w:t>100) NOT NULL,</w:t>
+      </w:r>
+    </w:p>
+    <w:p>
+      <w:pPr>
+        <w:ind w:left="720"/>
+      </w:pPr>
+      <w:r>
+        <w:t xml:space="preserve">    city </w:t>
+      </w:r>
+      <w:proofErr w:type="gramStart"/>
+      <w:r>
+        <w:t>VARCHAR(</w:t>
+      </w:r>
+      <w:proofErr w:type="gramEnd"/>
+      <w:r>
+        <w:t>50),</w:t>
+      </w:r>
+    </w:p>
+    <w:p>
+      <w:pPr>
+        <w:ind w:left="720"/>
+      </w:pPr>
+      <w:r>
+        <w:t xml:space="preserve">    </w:t>
+      </w:r>
+      <w:proofErr w:type="spellStart"/>
+      <w:r>
+        <w:t>cuisine_type</w:t>
+      </w:r>
+      <w:proofErr w:type="spellEnd"/>
+      <w:r>
+        <w:t xml:space="preserve"> </w:t>
+      </w:r>
+      <w:proofErr w:type="gramStart"/>
+      <w:r>
+        <w:t>VARCHAR(</w:t>
+      </w:r>
+      <w:proofErr w:type="gramEnd"/>
+      <w:r>
+        <w:t>50),</w:t>
+      </w:r>
+    </w:p>
+    <w:p>
+      <w:pPr>
+        <w:ind w:left="720"/>
+      </w:pPr>
+      <w:r>
+        <w:t xml:space="preserve">    rating </w:t>
+      </w:r>
+      <w:proofErr w:type="gramStart"/>
+      <w:r>
+        <w:t>DECIMAL(</w:t>
+      </w:r>
+      <w:proofErr w:type="gramEnd"/>
+      <w:r>
+        <w:t>3,1)</w:t>
+      </w:r>
+    </w:p>
+    <w:p>
+      <w:pPr>
+        <w:ind w:left="720"/>
+      </w:pPr>
+      <w:r>
+        <w:t>);</w:t>
+      </w:r>
+    </w:p>
     <w:p/>
     <w:p>
-      <w:r>
-        <w:t>CREATE TABLE restaurants (</w:t>
-      </w:r>
-    </w:p>
-    <w:p>
-      <w:r>
-        <w:t xml:space="preserve">    </w:t>
+      <w:pPr>
+        <w:ind w:left="720"/>
+      </w:pPr>
+      <w:r>
+        <w:t xml:space="preserve">INSERT INTO restaurants (name, city, </w:t>
       </w:r>
       <w:proofErr w:type="spellStart"/>
       <w:r>
-        <w:t>restaurant_id</w:t>
+        <w:t>cuisine_type</w:t>
       </w:r>
       <w:proofErr w:type="spellEnd"/>
       <w:r>
-        <w:t xml:space="preserve"> INT AUTO_INCREMENT PRIMARY KEY,</w:t>
-      </w:r>
-    </w:p>
-    <w:p>
-      <w:r>
-        <w:t xml:space="preserve">    name </w:t>
-      </w:r>
-      <w:proofErr w:type="gramStart"/>
-      <w:r>
-        <w:t>VARCHAR(</w:t>
-      </w:r>
-      <w:proofErr w:type="gramEnd"/>
-      <w:r>
-        <w:t>100) NOT NULL,</w:t>
-      </w:r>
-    </w:p>
-    <w:p>
-      <w:r>
-        <w:t xml:space="preserve">    city </w:t>
-      </w:r>
-      <w:proofErr w:type="gramStart"/>
-      <w:r>
-        <w:t>VARCHAR(</w:t>
-      </w:r>
-      <w:proofErr w:type="gramEnd"/>
-      <w:r>
-        <w:t>50),</w:t>
-      </w:r>
-    </w:p>
-    <w:p>
-      <w:r>
-        <w:t xml:space="preserve">    </w:t>
-      </w:r>
-      <w:proofErr w:type="spellStart"/>
-      <w:r>
-        <w:t>cuisine_type</w:t>
-      </w:r>
-      <w:proofErr w:type="spellEnd"/>
-      <w:r>
-        <w:t xml:space="preserve"> </w:t>
-      </w:r>
-      <w:proofErr w:type="gramStart"/>
-      <w:r>
-        <w:t>VARCHAR(</w:t>
-      </w:r>
-      <w:proofErr w:type="gramEnd"/>
-      <w:r>
-        <w:t>50),</w:t>
-      </w:r>
-    </w:p>
-    <w:p>
-      <w:r>
-        <w:t xml:space="preserve">    rating </w:t>
-      </w:r>
-      <w:proofErr w:type="gramStart"/>
-      <w:r>
-        <w:t>DECIMAL(</w:t>
-      </w:r>
-      <w:proofErr w:type="gramEnd"/>
-      <w:r>
-        <w:t>3,1)</w:t>
-      </w:r>
-    </w:p>
-    <w:p>
-      <w:r>
-        <w:t>);</w:t>
-      </w:r>
-    </w:p>
-    <w:p/>
-    <w:p>
-      <w:r>
-        <w:t xml:space="preserve">INSERT INTO restaurants (name, city, </w:t>
-      </w:r>
-      <w:proofErr w:type="spellStart"/>
-      <w:r>
-        <w:t>cuisine_type</w:t>
-      </w:r>
-      <w:proofErr w:type="spellEnd"/>
-      <w:r>
         <w:t>, rating)</w:t>
       </w:r>
     </w:p>
     <w:p>
+      <w:pPr>
+        <w:ind w:left="720"/>
+      </w:pPr>
       <w:r>
         <w:t>VALUES</w:t>
       </w:r>
     </w:p>
     <w:p>
+      <w:pPr>
+        <w:ind w:left="720"/>
+      </w:pPr>
       <w:r>
         <w:t>('Spice Garden', 'Delhi', 'North Indian', 4.2),</w:t>
       </w:r>
     </w:p>
     <w:p>
+      <w:pPr>
+        <w:ind w:left="720"/>
+      </w:pPr>
       <w:r>
         <w:t>('Pizza Hub', 'Mumbai', 'Italian', 4.5),</w:t>
       </w:r>
     </w:p>
     <w:p>
+      <w:pPr>
+        <w:ind w:left="720"/>
+      </w:pPr>
       <w:r>
         <w:t>('South Treat', 'Bangalore', 'South Indian', 4.0),</w:t>
       </w:r>
     </w:p>
     <w:p>
+      <w:pPr>
+        <w:ind w:left="720"/>
+      </w:pPr>
       <w:r>
         <w:t>('Royal Biryani', 'Delhi', 'Mughlai', 4.7),</w:t>
       </w:r>
     </w:p>
     <w:p>
+      <w:pPr>
+        <w:ind w:left="720"/>
+      </w:pPr>
       <w:r>
         <w:t>('Mumbai Tadka', 'Mumbai', 'Indian', 3.9),</w:t>
       </w:r>
     </w:p>
     <w:p>
+      <w:pPr>
+        <w:ind w:left="720"/>
+      </w:pPr>
       <w:r>
         <w:lastRenderedPageBreak/>
         <w:t>('Dosa Corner', 'Bangalore', 'South Indian', 4.3);</w:t>
       </w:r>
     </w:p>
-    <w:p/>
-    <w:p>
+    <w:p>
+      <w:pPr>
+        <w:ind w:left="720"/>
+      </w:pPr>
+    </w:p>
+    <w:p>
+      <w:pPr>
+        <w:ind w:left="720"/>
+      </w:pPr>
       <w:r>
         <w:t>UPDATE restaurants</w:t>
       </w:r>
     </w:p>
     <w:p>
+      <w:pPr>
+        <w:ind w:left="720"/>
+      </w:pPr>
       <w:r>
         <w:t>SET rating = 4.8</w:t>
       </w:r>
     </w:p>
     <w:p>
+      <w:pPr>
+        <w:ind w:left="720"/>
+      </w:pPr>
       <w:r>
         <w:t>WHERE name = 'Pizza Hub';</w:t>
       </w:r>
     </w:p>
-    <w:p/>
-    <w:p>
+    <w:p>
+      <w:pPr>
+        <w:ind w:left="720"/>
+      </w:pPr>
+    </w:p>
+    <w:p>
+      <w:pPr>
+        <w:ind w:left="720"/>
+      </w:pPr>
       <w:r>
         <w:t>DELETE FROM restaurants</w:t>
       </w:r>
     </w:p>
     <w:p>
+      <w:pPr>
+        <w:ind w:left="720"/>
+      </w:pPr>
       <w:r>
         <w:t>WHERE name = 'Mumbai Tadka';</w:t>
       </w:r>
     </w:p>
-    <w:p/>
-    <w:p>
-      <w:r>
-        <w:t>SELECT *</w:t>
-      </w:r>
-      <w:r>
-        <w:t xml:space="preserve"> </w:t>
-      </w:r>
-      <w:r>
-        <w:t>FROM restaurants</w:t>
-      </w:r>
-      <w:r>
-        <w:t xml:space="preserve"> </w:t>
-      </w:r>
-      <w:r>
-        <w:t>ORDER BY rating DESC;</w:t>
+    <w:p>
+      <w:pPr>
+        <w:ind w:left="720"/>
+      </w:pPr>
+    </w:p>
+    <w:p>
+      <w:pPr>
+        <w:ind w:left="720"/>
+      </w:pPr>
+      <w:r>
+        <w:t>SELECT * FROM restaurants ORDER BY rating DESC;</w:t>
+      </w:r>
+    </w:p>
+    <w:p>
+      <w:pPr>
+        <w:ind w:left="720"/>
+      </w:pPr>
+    </w:p>
+    <w:p>
+      <w:pPr>
+        <w:ind w:left="720"/>
+        <w:rPr>
+          <w:b/>
+          <w:bCs/>
+        </w:rPr>
+      </w:pPr>
+      <w:r>
+        <w:rPr>
+          <w:b/>
+          <w:bCs/>
+        </w:rPr>
+        <w:t>Output</w:t>
+      </w:r>
+    </w:p>
+    <w:p>
+      <w:pPr>
+        <w:ind w:left="720"/>
+      </w:pPr>
+      <w:r>
+        <w:drawing>
+          <wp:inline distT="0" distB="0" distL="0" distR="0" wp14:anchorId="22BED205" wp14:editId="0D8BE1DC">
+            <wp:extent cx="4343776" cy="1569856"/>
+            <wp:effectExtent l="0" t="0" r="0" b="0"/>
+            <wp:docPr id="1656318929" name="Picture 1"/>
+            <wp:cNvGraphicFramePr>
+              <a:graphicFrameLocks xmlns:a="http://schemas.openxmlformats.org/drawingml/2006/main" noChangeAspect="1"/>
+            </wp:cNvGraphicFramePr>
+            <a:graphic xmlns:a="http://schemas.openxmlformats.org/drawingml/2006/main">
+              <a:graphicData uri="http://schemas.openxmlformats.org/drawingml/2006/picture">
+                <pic:pic xmlns:pic="http://schemas.openxmlformats.org/drawingml/2006/picture">
+                  <pic:nvPicPr>
+                    <pic:cNvPr id="1656318929" name=""/>
+                    <pic:cNvPicPr/>
+                  </pic:nvPicPr>
+                  <pic:blipFill>
+                    <a:blip r:embed="rId5"/>
+                    <a:stretch>
+                      <a:fillRect/>
+                    </a:stretch>
+                  </pic:blipFill>
+                  <pic:spPr>
+                    <a:xfrm>
+                      <a:off x="0" y="0"/>
+                      <a:ext cx="4343776" cy="1569856"/>
+                    </a:xfrm>
+                    <a:prstGeom prst="rect">
+                      <a:avLst/>
+                    </a:prstGeom>
+                  </pic:spPr>
+                </pic:pic>
+              </a:graphicData>
+            </a:graphic>
+          </wp:inline>
+        </w:drawing>
       </w:r>
     </w:p>
     <w:sectPr>
@@ -1056,6 +1192,7 @@
   <w:style w:type="character" w:default="1" w:styleId="DefaultParagraphFont">
     <w:name w:val="Default Paragraph Font"/>
     <w:uiPriority w:val="1"/>
+    <w:semiHidden/>
     <w:unhideWhenUsed/>
   </w:style>
   <w:style w:type="table" w:default="1" w:styleId="TableNormal">
